--- a/Acordes domingo/wachin/El Señor es mi Rey (Cm)(Original) - Tony Perez.docx
+++ b/Acordes domingo/wachin/El Señor es mi Rey (Cm)(Original) - Tony Perez.docx
@@ -6,10 +6,28 @@
       <w:pPr>
         <w:pStyle w:val="Normal"/>
         <w:rPr>
+          <w:sz w:val="13"/>
+          <w:szCs w:val="13"/>
+        </w:rPr>
+      </w:pPr>
+      <w:r>
+        <w:rPr>
+          <w:rFonts w:eastAsia="Courier 10 Pitch" w:cs="Consolas"/>
           <w:b/>
-          <w:b w:val="false"/>
           <w:bCs w:val="false"/>
           <w:color w:val="FF0000"/>
+          <w:sz w:val="13"/>
+          <w:szCs w:val="13"/>
+        </w:rPr>
+        <w:t>El Señor es mi Rey (Cm)(Original)</w:t>
+      </w:r>
+    </w:p>
+    <w:p>
+      <w:pPr>
+        <w:pStyle w:val="Normal"/>
+        <w:rPr>
+          <w:sz w:val="13"/>
+          <w:szCs w:val="13"/>
         </w:rPr>
       </w:pPr>
       <w:r>
@@ -18,20 +36,202 @@
           <w:b/>
           <w:bCs w:val="false"/>
           <w:color w:val="FF0000"/>
-          <w:sz w:val="12"/>
-          <w:szCs w:val="12"/>
-        </w:rPr>
-        <w:t>El Señor es mi Rey (Cm)(Original)</w:t>
-      </w:r>
-    </w:p>
-    <w:p>
-      <w:pPr>
-        <w:pStyle w:val="Normal"/>
-        <w:rPr>
+          <w:sz w:val="13"/>
+          <w:szCs w:val="13"/>
+        </w:rPr>
+        <w:t>Tony Perez</w:t>
+      </w:r>
+    </w:p>
+    <w:p>
+      <w:pPr>
+        <w:pStyle w:val="Normal"/>
+        <w:rPr>
+          <w:b w:val="false"/>
+          <w:b w:val="false"/>
+          <w:bCs w:val="false"/>
+          <w:color w:val="auto"/>
+          <w:sz w:val="13"/>
+          <w:szCs w:val="13"/>
+        </w:rPr>
+      </w:pPr>
+      <w:r>
+        <w:rPr>
+          <w:b w:val="false"/>
+          <w:bCs w:val="false"/>
+          <w:color w:val="auto"/>
+          <w:sz w:val="13"/>
+          <w:szCs w:val="13"/>
+        </w:rPr>
+      </w:r>
+    </w:p>
+    <w:p>
+      <w:pPr>
+        <w:pStyle w:val="Normal"/>
+        <w:rPr>
+          <w:sz w:val="13"/>
+          <w:szCs w:val="13"/>
+        </w:rPr>
+      </w:pPr>
+      <w:r>
+        <w:rPr>
+          <w:rFonts w:eastAsia="Courier 10 Pitch" w:cs="Consolas"/>
           <w:b/>
-          <w:b w:val="false"/>
-          <w:bCs w:val="false"/>
-          <w:color w:val="FF0000"/>
+          <w:bCs w:val="false"/>
+          <w:color w:val="1C99E0"/>
+          <w:sz w:val="13"/>
+          <w:szCs w:val="13"/>
+        </w:rPr>
+        <w:t>[Intro]</w:t>
+      </w:r>
+    </w:p>
+    <w:p>
+      <w:pPr>
+        <w:pStyle w:val="Normal"/>
+        <w:rPr>
+          <w:sz w:val="13"/>
+          <w:szCs w:val="13"/>
+        </w:rPr>
+      </w:pPr>
+      <w:r>
+        <w:rPr>
+          <w:rFonts w:eastAsia="Courier 10 Pitch" w:cs="Consolas"/>
+          <w:b w:val="false"/>
+          <w:bCs w:val="false"/>
+          <w:color w:val="auto"/>
+          <w:sz w:val="13"/>
+          <w:szCs w:val="13"/>
+        </w:rPr>
+        <w:t>Cm   A#</w:t>
+      </w:r>
+    </w:p>
+    <w:p>
+      <w:pPr>
+        <w:pStyle w:val="Normal"/>
+        <w:rPr>
+          <w:sz w:val="13"/>
+          <w:szCs w:val="13"/>
+        </w:rPr>
+      </w:pPr>
+      <w:r>
+        <w:rPr>
+          <w:rFonts w:eastAsia="Courier 10 Pitch" w:cs="Consolas"/>
+          <w:b w:val="false"/>
+          <w:bCs w:val="false"/>
+          <w:color w:val="auto"/>
+          <w:sz w:val="13"/>
+          <w:szCs w:val="13"/>
+        </w:rPr>
+        <w:t>Cm   A# A</w:t>
+      </w:r>
+    </w:p>
+    <w:p>
+      <w:pPr>
+        <w:pStyle w:val="Normal"/>
+        <w:rPr>
+          <w:sz w:val="13"/>
+          <w:szCs w:val="13"/>
+        </w:rPr>
+      </w:pPr>
+      <w:r>
+        <w:rPr>
+          <w:rFonts w:eastAsia="Courier 10 Pitch" w:cs="Consolas"/>
+          <w:b w:val="false"/>
+          <w:bCs w:val="false"/>
+          <w:color w:val="auto"/>
+          <w:sz w:val="13"/>
+          <w:szCs w:val="13"/>
+        </w:rPr>
+        <w:t xml:space="preserve">G#   D# </w:t>
+      </w:r>
+    </w:p>
+    <w:p>
+      <w:pPr>
+        <w:pStyle w:val="Normal"/>
+        <w:rPr>
+          <w:sz w:val="13"/>
+          <w:szCs w:val="13"/>
+        </w:rPr>
+      </w:pPr>
+      <w:r>
+        <w:rPr>
+          <w:rFonts w:eastAsia="Courier 10 Pitch" w:cs="Consolas"/>
+          <w:b w:val="false"/>
+          <w:bCs w:val="false"/>
+          <w:color w:val="auto"/>
+          <w:sz w:val="13"/>
+          <w:szCs w:val="13"/>
+        </w:rPr>
+        <w:t>G#   D#</w:t>
+      </w:r>
+    </w:p>
+    <w:p>
+      <w:pPr>
+        <w:pStyle w:val="Normal"/>
+        <w:rPr>
+          <w:sz w:val="13"/>
+          <w:szCs w:val="13"/>
+        </w:rPr>
+      </w:pPr>
+      <w:r>
+        <w:rPr>
+          <w:rFonts w:eastAsia="Courier 10 Pitch" w:cs="Consolas"/>
+          <w:b w:val="false"/>
+          <w:bCs w:val="false"/>
+          <w:color w:val="auto"/>
+          <w:sz w:val="13"/>
+          <w:szCs w:val="13"/>
+        </w:rPr>
+        <w:t xml:space="preserve">G#   D# </w:t>
+      </w:r>
+    </w:p>
+    <w:p>
+      <w:pPr>
+        <w:pStyle w:val="Normal"/>
+        <w:rPr>
+          <w:sz w:val="13"/>
+          <w:szCs w:val="13"/>
+        </w:rPr>
+      </w:pPr>
+      <w:r>
+        <w:rPr>
+          <w:rFonts w:eastAsia="Courier 10 Pitch" w:cs="Consolas"/>
+          <w:b w:val="false"/>
+          <w:bCs w:val="false"/>
+          <w:color w:val="auto"/>
+          <w:sz w:val="13"/>
+          <w:szCs w:val="13"/>
+        </w:rPr>
+        <w:t>G#   Cm A# Cm</w:t>
+      </w:r>
+    </w:p>
+    <w:p>
+      <w:pPr>
+        <w:pStyle w:val="Normal"/>
+        <w:rPr>
+          <w:b w:val="false"/>
+          <w:b w:val="false"/>
+          <w:bCs w:val="false"/>
+          <w:color w:val="auto"/>
+          <w:sz w:val="13"/>
+          <w:szCs w:val="13"/>
+        </w:rPr>
+      </w:pPr>
+      <w:r>
+        <w:rPr>
+          <w:b w:val="false"/>
+          <w:bCs w:val="false"/>
+          <w:color w:val="auto"/>
+          <w:sz w:val="13"/>
+          <w:szCs w:val="13"/>
+        </w:rPr>
+      </w:r>
+    </w:p>
+    <w:p>
+      <w:pPr>
+        <w:pStyle w:val="Normal"/>
+        <w:rPr>
+          <w:sz w:val="13"/>
+          <w:szCs w:val="13"/>
         </w:rPr>
       </w:pPr>
       <w:r>
@@ -39,298 +239,275 @@
           <w:rFonts w:eastAsia="Courier 10 Pitch" w:cs="Consolas"/>
           <w:b/>
           <w:bCs w:val="false"/>
-          <w:color w:val="FF0000"/>
-          <w:sz w:val="12"/>
-          <w:szCs w:val="12"/>
-        </w:rPr>
-        <w:t>Tony Perez</w:t>
-      </w:r>
-    </w:p>
-    <w:p>
-      <w:pPr>
-        <w:pStyle w:val="Normal"/>
-        <w:rPr>
-          <w:b w:val="false"/>
-          <w:b w:val="false"/>
-          <w:bCs w:val="false"/>
-          <w:color w:val="auto"/>
-        </w:rPr>
-      </w:pPr>
-      <w:r>
-        <w:rPr>
-          <w:b w:val="false"/>
-          <w:bCs w:val="false"/>
-          <w:color w:val="auto"/>
-        </w:rPr>
-      </w:r>
-    </w:p>
-    <w:p>
-      <w:pPr>
-        <w:pStyle w:val="Normal"/>
-        <w:rPr>
+          <w:color w:val="1C99E0"/>
+          <w:sz w:val="13"/>
+          <w:szCs w:val="13"/>
+        </w:rPr>
+        <w:t>[Verso x2]</w:t>
+      </w:r>
+    </w:p>
+    <w:p>
+      <w:pPr>
+        <w:pStyle w:val="Normal"/>
+        <w:rPr>
+          <w:sz w:val="13"/>
+          <w:szCs w:val="13"/>
+        </w:rPr>
+      </w:pPr>
+      <w:r>
+        <w:rPr>
+          <w:rFonts w:eastAsia="Courier 10 Pitch" w:cs="Consolas"/>
+          <w:b w:val="false"/>
+          <w:bCs w:val="false"/>
+          <w:color w:val="auto"/>
+          <w:sz w:val="13"/>
+          <w:szCs w:val="13"/>
+        </w:rPr>
+        <w:t>Cm                       A#  A Cm</w:t>
+      </w:r>
+    </w:p>
+    <w:p>
+      <w:pPr>
+        <w:pStyle w:val="Normal"/>
+        <w:rPr>
+          <w:sz w:val="13"/>
+          <w:szCs w:val="13"/>
+        </w:rPr>
+      </w:pPr>
+      <w:r>
+        <w:rPr>
+          <w:rFonts w:eastAsia="Courier 10 Pitch" w:cs="Consolas"/>
+          <w:b w:val="false"/>
+          <w:bCs w:val="false"/>
+          <w:color w:val="auto"/>
+          <w:sz w:val="13"/>
+          <w:szCs w:val="13"/>
+        </w:rPr>
+        <w:t xml:space="preserve">  </w:t>
+      </w:r>
+      <w:r>
+        <w:rPr>
+          <w:rFonts w:eastAsia="Courier 10 Pitch" w:cs="Consolas"/>
+          <w:b w:val="false"/>
+          <w:bCs w:val="false"/>
+          <w:color w:val="auto"/>
+          <w:sz w:val="13"/>
+          <w:szCs w:val="13"/>
+        </w:rPr>
+        <w:t>El Señor es mi Rey mi todo</w:t>
+      </w:r>
+    </w:p>
+    <w:p>
+      <w:pPr>
+        <w:pStyle w:val="Normal"/>
+        <w:rPr>
+          <w:sz w:val="13"/>
+          <w:szCs w:val="13"/>
+        </w:rPr>
+      </w:pPr>
+      <w:r>
+        <w:rPr>
+          <w:rFonts w:eastAsia="Courier 10 Pitch" w:cs="Consolas"/>
+          <w:b w:val="false"/>
+          <w:bCs w:val="false"/>
+          <w:color w:val="auto"/>
+          <w:sz w:val="13"/>
+          <w:szCs w:val="13"/>
+        </w:rPr>
+        <w:t xml:space="preserve">                      </w:t>
+      </w:r>
+      <w:r>
+        <w:rPr>
+          <w:rFonts w:eastAsia="Courier 10 Pitch" w:cs="Consolas"/>
+          <w:b w:val="false"/>
+          <w:bCs w:val="false"/>
+          <w:color w:val="auto"/>
+          <w:sz w:val="13"/>
+          <w:szCs w:val="13"/>
+        </w:rPr>
+        <w:t>A# A G#</w:t>
+      </w:r>
+    </w:p>
+    <w:p>
+      <w:pPr>
+        <w:pStyle w:val="Normal"/>
+        <w:rPr>
+          <w:sz w:val="13"/>
+          <w:szCs w:val="13"/>
+        </w:rPr>
+      </w:pPr>
+      <w:r>
+        <w:rPr>
+          <w:rFonts w:eastAsia="Courier 10 Pitch" w:cs="Consolas"/>
+          <w:b w:val="false"/>
+          <w:bCs w:val="false"/>
+          <w:color w:val="auto"/>
+          <w:sz w:val="13"/>
+          <w:szCs w:val="13"/>
+        </w:rPr>
+        <w:t>El Señor es mi Luz mi Rey</w:t>
+      </w:r>
+    </w:p>
+    <w:p>
+      <w:pPr>
+        <w:pStyle w:val="Normal"/>
+        <w:rPr>
+          <w:b w:val="false"/>
+          <w:b w:val="false"/>
+          <w:bCs w:val="false"/>
+          <w:color w:val="auto"/>
+          <w:sz w:val="13"/>
+          <w:szCs w:val="13"/>
+        </w:rPr>
+      </w:pPr>
+      <w:r>
+        <w:rPr>
+          <w:b w:val="false"/>
+          <w:bCs w:val="false"/>
+          <w:color w:val="auto"/>
+          <w:sz w:val="13"/>
+          <w:szCs w:val="13"/>
+        </w:rPr>
+      </w:r>
+    </w:p>
+    <w:p>
+      <w:pPr>
+        <w:pStyle w:val="Normal"/>
+        <w:rPr>
+          <w:sz w:val="13"/>
+          <w:szCs w:val="13"/>
+        </w:rPr>
+      </w:pPr>
+      <w:r>
+        <w:rPr>
+          <w:rFonts w:eastAsia="Courier 10 Pitch" w:cs="Consolas"/>
           <w:b/>
-          <w:b w:val="false"/>
           <w:bCs w:val="false"/>
           <w:color w:val="1C99E0"/>
-        </w:rPr>
-      </w:pPr>
-      <w:r>
-        <w:rPr>
-          <w:rFonts w:eastAsia="Courier 10 Pitch" w:cs="Consolas"/>
-          <w:b/>
-          <w:bCs w:val="false"/>
-          <w:color w:val="1C99E0"/>
-          <w:sz w:val="12"/>
-          <w:szCs w:val="12"/>
-        </w:rPr>
-        <w:t>[Intro]</w:t>
-      </w:r>
-    </w:p>
-    <w:p>
-      <w:pPr>
-        <w:pStyle w:val="Normal"/>
-        <w:rPr>
-          <w:b w:val="false"/>
-          <w:b w:val="false"/>
-          <w:bCs w:val="false"/>
-          <w:color w:val="auto"/>
-        </w:rPr>
-      </w:pPr>
-      <w:r>
-        <w:rPr>
-          <w:rFonts w:eastAsia="Courier 10 Pitch" w:cs="Consolas"/>
-          <w:b w:val="false"/>
-          <w:bCs w:val="false"/>
-          <w:color w:val="auto"/>
-          <w:sz w:val="12"/>
-          <w:szCs w:val="12"/>
-        </w:rPr>
-        <w:t>Cm   A#</w:t>
-      </w:r>
-    </w:p>
-    <w:p>
-      <w:pPr>
-        <w:pStyle w:val="Normal"/>
-        <w:rPr>
-          <w:b w:val="false"/>
-          <w:b w:val="false"/>
-          <w:bCs w:val="false"/>
-          <w:color w:val="auto"/>
-        </w:rPr>
-      </w:pPr>
-      <w:r>
-        <w:rPr>
-          <w:rFonts w:eastAsia="Courier 10 Pitch" w:cs="Consolas"/>
-          <w:b w:val="false"/>
-          <w:bCs w:val="false"/>
-          <w:color w:val="auto"/>
-          <w:sz w:val="12"/>
-          <w:szCs w:val="12"/>
-        </w:rPr>
-        <w:t>Cm   A# A</w:t>
-      </w:r>
-    </w:p>
-    <w:p>
-      <w:pPr>
-        <w:pStyle w:val="Normal"/>
-        <w:rPr>
-          <w:b w:val="false"/>
-          <w:b w:val="false"/>
-          <w:bCs w:val="false"/>
-          <w:color w:val="auto"/>
-        </w:rPr>
-      </w:pPr>
-      <w:r>
-        <w:rPr>
-          <w:rFonts w:eastAsia="Courier 10 Pitch" w:cs="Consolas"/>
-          <w:b w:val="false"/>
-          <w:bCs w:val="false"/>
-          <w:color w:val="auto"/>
-          <w:sz w:val="12"/>
-          <w:szCs w:val="12"/>
-        </w:rPr>
-        <w:t xml:space="preserve">G#   D# </w:t>
-      </w:r>
-    </w:p>
-    <w:p>
-      <w:pPr>
-        <w:pStyle w:val="Normal"/>
-        <w:rPr>
-          <w:b w:val="false"/>
-          <w:b w:val="false"/>
-          <w:bCs w:val="false"/>
-          <w:color w:val="auto"/>
-        </w:rPr>
-      </w:pPr>
-      <w:r>
-        <w:rPr>
-          <w:rFonts w:eastAsia="Courier 10 Pitch" w:cs="Consolas"/>
-          <w:b w:val="false"/>
-          <w:bCs w:val="false"/>
-          <w:color w:val="auto"/>
-          <w:sz w:val="12"/>
-          <w:szCs w:val="12"/>
-        </w:rPr>
-        <w:t>G#   D#</w:t>
-      </w:r>
-    </w:p>
-    <w:p>
-      <w:pPr>
-        <w:pStyle w:val="Normal"/>
-        <w:rPr>
-          <w:b w:val="false"/>
-          <w:b w:val="false"/>
-          <w:bCs w:val="false"/>
-          <w:color w:val="auto"/>
-        </w:rPr>
-      </w:pPr>
-      <w:r>
-        <w:rPr>
-          <w:rFonts w:eastAsia="Courier 10 Pitch" w:cs="Consolas"/>
-          <w:b w:val="false"/>
-          <w:bCs w:val="false"/>
-          <w:color w:val="auto"/>
-          <w:sz w:val="12"/>
-          <w:szCs w:val="12"/>
-        </w:rPr>
-        <w:t xml:space="preserve">G#   D# </w:t>
-      </w:r>
-    </w:p>
-    <w:p>
-      <w:pPr>
-        <w:pStyle w:val="Normal"/>
-        <w:rPr>
-          <w:b w:val="false"/>
-          <w:b w:val="false"/>
-          <w:bCs w:val="false"/>
-          <w:color w:val="auto"/>
-        </w:rPr>
-      </w:pPr>
-      <w:r>
-        <w:rPr>
-          <w:rFonts w:eastAsia="Courier 10 Pitch" w:cs="Consolas"/>
-          <w:b w:val="false"/>
-          <w:bCs w:val="false"/>
-          <w:color w:val="auto"/>
-          <w:sz w:val="12"/>
-          <w:szCs w:val="12"/>
-        </w:rPr>
-        <w:t>G#   Cm A# Cm</w:t>
-      </w:r>
-    </w:p>
-    <w:p>
-      <w:pPr>
-        <w:pStyle w:val="Normal"/>
-        <w:rPr>
-          <w:b w:val="false"/>
-          <w:b w:val="false"/>
-          <w:bCs w:val="false"/>
-          <w:color w:val="auto"/>
-        </w:rPr>
-      </w:pPr>
-      <w:r>
-        <w:rPr>
-          <w:b w:val="false"/>
-          <w:bCs w:val="false"/>
-          <w:color w:val="auto"/>
-        </w:rPr>
-      </w:r>
-    </w:p>
-    <w:p>
-      <w:pPr>
-        <w:pStyle w:val="Normal"/>
-        <w:rPr>
-          <w:b/>
-          <w:b w:val="false"/>
-          <w:bCs w:val="false"/>
-          <w:color w:val="1C99E0"/>
-        </w:rPr>
-      </w:pPr>
-      <w:r>
-        <w:rPr>
-          <w:rFonts w:eastAsia="Courier 10 Pitch" w:cs="Consolas"/>
-          <w:b/>
-          <w:bCs w:val="false"/>
-          <w:color w:val="1C99E0"/>
-          <w:sz w:val="12"/>
-          <w:szCs w:val="12"/>
-        </w:rPr>
-        <w:t>[Verso x2]</w:t>
-      </w:r>
-    </w:p>
-    <w:p>
-      <w:pPr>
-        <w:pStyle w:val="Normal"/>
-        <w:rPr>
-          <w:b w:val="false"/>
-          <w:b w:val="false"/>
-          <w:bCs w:val="false"/>
-          <w:color w:val="auto"/>
-        </w:rPr>
-      </w:pPr>
-      <w:r>
-        <w:rPr>
-          <w:rFonts w:eastAsia="Courier 10 Pitch" w:cs="Consolas"/>
-          <w:b w:val="false"/>
-          <w:bCs w:val="false"/>
-          <w:color w:val="auto"/>
-          <w:sz w:val="12"/>
-          <w:szCs w:val="12"/>
-        </w:rPr>
-        <w:t>Cm                       A#  A Cm</w:t>
-      </w:r>
-    </w:p>
-    <w:p>
-      <w:pPr>
-        <w:pStyle w:val="Normal"/>
-        <w:rPr>
-          <w:b w:val="false"/>
-          <w:b w:val="false"/>
-          <w:bCs w:val="false"/>
-          <w:color w:val="auto"/>
-        </w:rPr>
-      </w:pPr>
-      <w:r>
-        <w:rPr>
-          <w:rFonts w:eastAsia="Courier 10 Pitch" w:cs="Consolas"/>
-          <w:b w:val="false"/>
-          <w:bCs w:val="false"/>
-          <w:color w:val="auto"/>
-          <w:sz w:val="12"/>
-          <w:szCs w:val="12"/>
-        </w:rPr>
-        <w:t xml:space="preserve">  </w:t>
-      </w:r>
-      <w:r>
-        <w:rPr>
-          <w:rFonts w:eastAsia="Courier 10 Pitch" w:cs="Consolas"/>
-          <w:b w:val="false"/>
-          <w:bCs w:val="false"/>
-          <w:color w:val="auto"/>
-          <w:sz w:val="12"/>
-          <w:szCs w:val="12"/>
-        </w:rPr>
-        <w:t>El Señor es mi Rey mi todo</w:t>
-      </w:r>
-    </w:p>
-    <w:p>
-      <w:pPr>
-        <w:pStyle w:val="Normal"/>
-        <w:rPr>
-          <w:b w:val="false"/>
-          <w:b w:val="false"/>
-          <w:bCs w:val="false"/>
-          <w:color w:val="auto"/>
-        </w:rPr>
-      </w:pPr>
-      <w:r>
-        <w:rPr>
-          <w:rFonts w:eastAsia="Courier 10 Pitch" w:cs="Consolas"/>
-          <w:b w:val="false"/>
-          <w:bCs w:val="false"/>
-          <w:color w:val="auto"/>
-          <w:sz w:val="12"/>
-          <w:szCs w:val="12"/>
+          <w:sz w:val="13"/>
+          <w:szCs w:val="13"/>
+        </w:rPr>
+        <w:t>[Coro]</w:t>
+      </w:r>
+    </w:p>
+    <w:p>
+      <w:pPr>
+        <w:pStyle w:val="Normal"/>
+        <w:rPr>
+          <w:sz w:val="13"/>
+          <w:szCs w:val="13"/>
+        </w:rPr>
+      </w:pPr>
+      <w:r>
+        <w:rPr>
+          <w:rFonts w:eastAsia="Courier 10 Pitch" w:cs="Consolas"/>
+          <w:b w:val="false"/>
+          <w:bCs w:val="false"/>
+          <w:color w:val="auto"/>
+          <w:sz w:val="13"/>
+          <w:szCs w:val="13"/>
+        </w:rPr>
+        <w:t xml:space="preserve">                          </w:t>
+      </w:r>
+      <w:r>
+        <w:rPr>
+          <w:rFonts w:eastAsia="Courier 10 Pitch" w:cs="Consolas"/>
+          <w:b w:val="false"/>
+          <w:bCs w:val="false"/>
+          <w:color w:val="auto"/>
+          <w:sz w:val="13"/>
+          <w:szCs w:val="13"/>
+        </w:rPr>
+        <w:t>D# D G#</w:t>
+      </w:r>
+    </w:p>
+    <w:p>
+      <w:pPr>
+        <w:pStyle w:val="Normal"/>
+        <w:rPr>
+          <w:sz w:val="13"/>
+          <w:szCs w:val="13"/>
+        </w:rPr>
+      </w:pPr>
+      <w:r>
+        <w:rPr>
+          <w:rFonts w:eastAsia="Courier 10 Pitch" w:cs="Consolas"/>
+          <w:b w:val="false"/>
+          <w:bCs w:val="false"/>
+          <w:color w:val="auto"/>
+          <w:sz w:val="13"/>
+          <w:szCs w:val="13"/>
+        </w:rPr>
+        <w:t>el que me hace vibrar de gozo</w:t>
+      </w:r>
+    </w:p>
+    <w:p>
+      <w:pPr>
+        <w:pStyle w:val="Normal"/>
+        <w:rPr>
+          <w:sz w:val="13"/>
+          <w:szCs w:val="13"/>
+        </w:rPr>
+      </w:pPr>
+      <w:r>
+        <w:rPr>
+          <w:rFonts w:eastAsia="Courier 10 Pitch" w:cs="Consolas"/>
+          <w:b w:val="false"/>
+          <w:bCs w:val="false"/>
+          <w:color w:val="auto"/>
+          <w:sz w:val="13"/>
+          <w:szCs w:val="13"/>
+        </w:rPr>
+        <w:t xml:space="preserve">                 </w:t>
+      </w:r>
+      <w:r>
+        <w:rPr>
+          <w:rFonts w:eastAsia="Courier 10 Pitch" w:cs="Consolas"/>
+          <w:b w:val="false"/>
+          <w:bCs w:val="false"/>
+          <w:color w:val="auto"/>
+          <w:sz w:val="13"/>
+          <w:szCs w:val="13"/>
+        </w:rPr>
+        <w:t>D#   D G#</w:t>
+      </w:r>
+    </w:p>
+    <w:p>
+      <w:pPr>
+        <w:pStyle w:val="Normal"/>
+        <w:rPr>
+          <w:sz w:val="13"/>
+          <w:szCs w:val="13"/>
+        </w:rPr>
+      </w:pPr>
+      <w:r>
+        <w:rPr>
+          <w:rFonts w:eastAsia="Courier 10 Pitch" w:cs="Consolas"/>
+          <w:b w:val="false"/>
+          <w:bCs w:val="false"/>
+          <w:color w:val="auto"/>
+          <w:sz w:val="13"/>
+          <w:szCs w:val="13"/>
+        </w:rPr>
+        <w:t>el que guía mis pasos</w:t>
+      </w:r>
+    </w:p>
+    <w:p>
+      <w:pPr>
+        <w:pStyle w:val="Normal"/>
+        <w:rPr>
+          <w:sz w:val="13"/>
+          <w:szCs w:val="13"/>
+        </w:rPr>
+      </w:pPr>
+      <w:r>
+        <w:rPr>
+          <w:rFonts w:eastAsia="Courier 10 Pitch" w:cs="Consolas"/>
+          <w:b w:val="false"/>
+          <w:bCs w:val="false"/>
+          <w:color w:val="auto"/>
+          <w:sz w:val="13"/>
+          <w:szCs w:val="13"/>
         </w:rPr>
         <w:t xml:space="preserve">                      </w:t>
       </w:r>
@@ -340,213 +517,8 @@
           <w:b w:val="false"/>
           <w:bCs w:val="false"/>
           <w:color w:val="auto"/>
-          <w:sz w:val="12"/>
-          <w:szCs w:val="12"/>
-        </w:rPr>
-        <w:t>A# A G#</w:t>
-      </w:r>
-    </w:p>
-    <w:p>
-      <w:pPr>
-        <w:pStyle w:val="Normal"/>
-        <w:rPr>
-          <w:b w:val="false"/>
-          <w:b w:val="false"/>
-          <w:bCs w:val="false"/>
-          <w:color w:val="auto"/>
-        </w:rPr>
-      </w:pPr>
-      <w:r>
-        <w:rPr>
-          <w:rFonts w:eastAsia="Courier 10 Pitch" w:cs="Consolas"/>
-          <w:b w:val="false"/>
-          <w:bCs w:val="false"/>
-          <w:color w:val="auto"/>
-          <w:sz w:val="12"/>
-          <w:szCs w:val="12"/>
-        </w:rPr>
-        <w:t>El Señor es mi Luz mi Rey</w:t>
-      </w:r>
-    </w:p>
-    <w:p>
-      <w:pPr>
-        <w:pStyle w:val="Normal"/>
-        <w:rPr>
-          <w:b w:val="false"/>
-          <w:b w:val="false"/>
-          <w:bCs w:val="false"/>
-          <w:color w:val="auto"/>
-        </w:rPr>
-      </w:pPr>
-      <w:r>
-        <w:rPr>
-          <w:b w:val="false"/>
-          <w:bCs w:val="false"/>
-          <w:color w:val="auto"/>
-        </w:rPr>
-      </w:r>
-    </w:p>
-    <w:p>
-      <w:pPr>
-        <w:pStyle w:val="Normal"/>
-        <w:rPr>
-          <w:b/>
-          <w:b w:val="false"/>
-          <w:bCs w:val="false"/>
-          <w:color w:val="1C99E0"/>
-        </w:rPr>
-      </w:pPr>
-      <w:r>
-        <w:rPr>
-          <w:rFonts w:eastAsia="Courier 10 Pitch" w:cs="Consolas"/>
-          <w:b/>
-          <w:bCs w:val="false"/>
-          <w:color w:val="1C99E0"/>
-          <w:sz w:val="12"/>
-          <w:szCs w:val="12"/>
-        </w:rPr>
-        <w:t>[Coro]</w:t>
-      </w:r>
-    </w:p>
-    <w:p>
-      <w:pPr>
-        <w:pStyle w:val="Normal"/>
-        <w:rPr>
-          <w:b w:val="false"/>
-          <w:b w:val="false"/>
-          <w:bCs w:val="false"/>
-          <w:color w:val="auto"/>
-        </w:rPr>
-      </w:pPr>
-      <w:r>
-        <w:rPr>
-          <w:rFonts w:eastAsia="Courier 10 Pitch" w:cs="Consolas"/>
-          <w:b w:val="false"/>
-          <w:bCs w:val="false"/>
-          <w:color w:val="auto"/>
-          <w:sz w:val="12"/>
-          <w:szCs w:val="12"/>
-        </w:rPr>
-        <w:t xml:space="preserve">                          </w:t>
-      </w:r>
-      <w:r>
-        <w:rPr>
-          <w:rFonts w:eastAsia="Courier 10 Pitch" w:cs="Consolas"/>
-          <w:b w:val="false"/>
-          <w:bCs w:val="false"/>
-          <w:color w:val="auto"/>
-          <w:sz w:val="12"/>
-          <w:szCs w:val="12"/>
-        </w:rPr>
-        <w:t>D# D G#</w:t>
-      </w:r>
-    </w:p>
-    <w:p>
-      <w:pPr>
-        <w:pStyle w:val="Normal"/>
-        <w:rPr>
-          <w:b w:val="false"/>
-          <w:b w:val="false"/>
-          <w:bCs w:val="false"/>
-          <w:color w:val="auto"/>
-        </w:rPr>
-      </w:pPr>
-      <w:r>
-        <w:rPr>
-          <w:rFonts w:eastAsia="Courier 10 Pitch" w:cs="Consolas"/>
-          <w:b w:val="false"/>
-          <w:bCs w:val="false"/>
-          <w:color w:val="auto"/>
-          <w:sz w:val="12"/>
-          <w:szCs w:val="12"/>
-        </w:rPr>
-        <w:t>el que me hace vibrar de gozo</w:t>
-      </w:r>
-    </w:p>
-    <w:p>
-      <w:pPr>
-        <w:pStyle w:val="Normal"/>
-        <w:rPr>
-          <w:b w:val="false"/>
-          <w:b w:val="false"/>
-          <w:bCs w:val="false"/>
-          <w:color w:val="auto"/>
-        </w:rPr>
-      </w:pPr>
-      <w:r>
-        <w:rPr>
-          <w:rFonts w:eastAsia="Courier 10 Pitch" w:cs="Consolas"/>
-          <w:b w:val="false"/>
-          <w:bCs w:val="false"/>
-          <w:color w:val="auto"/>
-          <w:sz w:val="12"/>
-          <w:szCs w:val="12"/>
-        </w:rPr>
-        <w:t xml:space="preserve">                 </w:t>
-      </w:r>
-      <w:r>
-        <w:rPr>
-          <w:rFonts w:eastAsia="Courier 10 Pitch" w:cs="Consolas"/>
-          <w:b w:val="false"/>
-          <w:bCs w:val="false"/>
-          <w:color w:val="auto"/>
-          <w:sz w:val="12"/>
-          <w:szCs w:val="12"/>
-        </w:rPr>
-        <w:t>D#   D G#</w:t>
-      </w:r>
-    </w:p>
-    <w:p>
-      <w:pPr>
-        <w:pStyle w:val="Normal"/>
-        <w:rPr>
-          <w:b w:val="false"/>
-          <w:b w:val="false"/>
-          <w:bCs w:val="false"/>
-          <w:color w:val="auto"/>
-        </w:rPr>
-      </w:pPr>
-      <w:r>
-        <w:rPr>
-          <w:rFonts w:eastAsia="Courier 10 Pitch" w:cs="Consolas"/>
-          <w:b w:val="false"/>
-          <w:bCs w:val="false"/>
-          <w:color w:val="auto"/>
-          <w:sz w:val="12"/>
-          <w:szCs w:val="12"/>
-        </w:rPr>
-        <w:t>el que guía mis pasos</w:t>
-      </w:r>
-    </w:p>
-    <w:p>
-      <w:pPr>
-        <w:pStyle w:val="Normal"/>
-        <w:rPr>
-          <w:b w:val="false"/>
-          <w:b w:val="false"/>
-          <w:bCs w:val="false"/>
-          <w:color w:val="auto"/>
-        </w:rPr>
-      </w:pPr>
-      <w:r>
-        <w:rPr>
-          <w:rFonts w:eastAsia="Courier 10 Pitch" w:cs="Consolas"/>
-          <w:b w:val="false"/>
-          <w:bCs w:val="false"/>
-          <w:color w:val="auto"/>
-          <w:sz w:val="12"/>
-          <w:szCs w:val="12"/>
-        </w:rPr>
-        <w:t xml:space="preserve">                      </w:t>
-      </w:r>
-      <w:r>
-        <w:rPr>
-          <w:rFonts w:eastAsia="Courier 10 Pitch" w:cs="Consolas"/>
-          <w:b w:val="false"/>
-          <w:bCs w:val="false"/>
-          <w:color w:val="auto"/>
-          <w:sz w:val="12"/>
-          <w:szCs w:val="12"/>
+          <w:sz w:val="13"/>
+          <w:szCs w:val="13"/>
         </w:rPr>
         <w:t>D#  D G#</w:t>
       </w:r>
@@ -555,20 +527,18 @@
       <w:pPr>
         <w:pStyle w:val="Normal"/>
         <w:rPr>
-          <w:b w:val="false"/>
-          <w:b w:val="false"/>
-          <w:bCs w:val="false"/>
-          <w:color w:val="auto"/>
-        </w:rPr>
-      </w:pPr>
-      <w:r>
-        <w:rPr>
-          <w:rFonts w:eastAsia="Courier 10 Pitch" w:cs="Consolas"/>
-          <w:b w:val="false"/>
-          <w:bCs w:val="false"/>
-          <w:color w:val="auto"/>
-          <w:sz w:val="12"/>
-          <w:szCs w:val="12"/>
+          <w:sz w:val="13"/>
+          <w:szCs w:val="13"/>
+        </w:rPr>
+      </w:pPr>
+      <w:r>
+        <w:rPr>
+          <w:rFonts w:eastAsia="Courier 10 Pitch" w:cs="Consolas"/>
+          <w:b w:val="false"/>
+          <w:bCs w:val="false"/>
+          <w:color w:val="auto"/>
+          <w:sz w:val="13"/>
+          <w:szCs w:val="13"/>
         </w:rPr>
         <w:t>el que extiende sus brazos</w:t>
       </w:r>
@@ -577,20 +547,18 @@
       <w:pPr>
         <w:pStyle w:val="Normal"/>
         <w:rPr>
-          <w:b w:val="false"/>
-          <w:b w:val="false"/>
-          <w:bCs w:val="false"/>
-          <w:color w:val="auto"/>
-        </w:rPr>
-      </w:pPr>
-      <w:r>
-        <w:rPr>
-          <w:rFonts w:eastAsia="Courier 10 Pitch" w:cs="Consolas"/>
-          <w:b w:val="false"/>
-          <w:bCs w:val="false"/>
-          <w:color w:val="auto"/>
-          <w:sz w:val="12"/>
-          <w:szCs w:val="12"/>
+          <w:sz w:val="13"/>
+          <w:szCs w:val="13"/>
+        </w:rPr>
+      </w:pPr>
+      <w:r>
+        <w:rPr>
+          <w:rFonts w:eastAsia="Courier 10 Pitch" w:cs="Consolas"/>
+          <w:b w:val="false"/>
+          <w:bCs w:val="false"/>
+          <w:color w:val="auto"/>
+          <w:sz w:val="13"/>
+          <w:szCs w:val="13"/>
         </w:rPr>
         <w:t xml:space="preserve">                   </w:t>
       </w:r>
@@ -600,8 +568,8 @@
           <w:b w:val="false"/>
           <w:bCs w:val="false"/>
           <w:color w:val="auto"/>
-          <w:sz w:val="12"/>
-          <w:szCs w:val="12"/>
+          <w:sz w:val="13"/>
+          <w:szCs w:val="13"/>
         </w:rPr>
         <w:t>D# A#  Cm</w:t>
       </w:r>
@@ -610,20 +578,18 @@
       <w:pPr>
         <w:pStyle w:val="Normal"/>
         <w:rPr>
-          <w:b w:val="false"/>
-          <w:b w:val="false"/>
-          <w:bCs w:val="false"/>
-          <w:color w:val="auto"/>
-        </w:rPr>
-      </w:pPr>
-      <w:r>
-        <w:rPr>
-          <w:rFonts w:eastAsia="Courier 10 Pitch" w:cs="Consolas"/>
-          <w:b w:val="false"/>
-          <w:bCs w:val="false"/>
-          <w:color w:val="auto"/>
-          <w:sz w:val="12"/>
-          <w:szCs w:val="12"/>
+          <w:sz w:val="13"/>
+          <w:szCs w:val="13"/>
+        </w:rPr>
+      </w:pPr>
+      <w:r>
+        <w:rPr>
+          <w:rFonts w:eastAsia="Courier 10 Pitch" w:cs="Consolas"/>
+          <w:b w:val="false"/>
+          <w:bCs w:val="false"/>
+          <w:color w:val="auto"/>
+          <w:sz w:val="13"/>
+          <w:szCs w:val="13"/>
         </w:rPr>
         <w:t>El creador de los ci  e  los</w:t>
       </w:r>
@@ -636,49 +602,54 @@
           <w:b w:val="false"/>
           <w:bCs w:val="false"/>
           <w:color w:val="auto"/>
-        </w:rPr>
-      </w:pPr>
-      <w:r>
-        <w:rPr>
-          <w:b w:val="false"/>
-          <w:bCs w:val="false"/>
-          <w:color w:val="auto"/>
-        </w:rPr>
-      </w:r>
-    </w:p>
-    <w:p>
-      <w:pPr>
-        <w:pStyle w:val="Normal"/>
-        <w:rPr>
-          <w:b w:val="false"/>
-          <w:b w:val="false"/>
-          <w:bCs w:val="false"/>
-          <w:color w:val="auto"/>
-        </w:rPr>
-      </w:pPr>
-      <w:r>
-        <w:rPr>
-          <w:b w:val="false"/>
-          <w:bCs w:val="false"/>
-          <w:color w:val="auto"/>
-        </w:rPr>
-      </w:r>
-    </w:p>
-    <w:p>
-      <w:pPr>
-        <w:pStyle w:val="Normal"/>
-        <w:rPr>
-          <w:b w:val="false"/>
-          <w:b w:val="false"/>
-          <w:bCs w:val="false"/>
-          <w:color w:val="auto"/>
-        </w:rPr>
-      </w:pPr>
-      <w:r>
-        <w:rPr>
-          <w:b w:val="false"/>
-          <w:bCs w:val="false"/>
-          <w:color w:val="auto"/>
+          <w:sz w:val="13"/>
+          <w:szCs w:val="13"/>
+        </w:rPr>
+      </w:pPr>
+      <w:r>
+        <w:rPr>
+          <w:b w:val="false"/>
+          <w:bCs w:val="false"/>
+          <w:color w:val="auto"/>
+          <w:sz w:val="13"/>
+          <w:szCs w:val="13"/>
+        </w:rPr>
+      </w:r>
+    </w:p>
+    <w:p>
+      <w:pPr>
+        <w:pStyle w:val="Normal"/>
+        <w:rPr>
+          <w:b w:val="false"/>
+          <w:b w:val="false"/>
+          <w:bCs w:val="false"/>
+          <w:color w:val="auto"/>
+          <w:sz w:val="13"/>
+          <w:szCs w:val="13"/>
+        </w:rPr>
+      </w:pPr>
+      <w:r>
+        <w:rPr>
+          <w:b w:val="false"/>
+          <w:bCs w:val="false"/>
+          <w:color w:val="auto"/>
+          <w:sz w:val="13"/>
+          <w:szCs w:val="13"/>
+        </w:rPr>
+      </w:r>
+    </w:p>
+    <w:p>
+      <w:pPr>
+        <w:pStyle w:val="Normal"/>
+        <w:rPr>
+          <w:sz w:val="13"/>
+          <w:szCs w:val="13"/>
+        </w:rPr>
+      </w:pPr>
+      <w:r>
+        <w:rPr>
+          <w:sz w:val="13"/>
+          <w:szCs w:val="13"/>
         </w:rPr>
       </w:r>
     </w:p>
@@ -967,7 +938,7 @@
     <w:pPr>
       <w:widowControl/>
       <w:suppressAutoHyphens w:val="true"/>
-      <w:overflowPunct w:val="true"/>
+      <w:overflowPunct w:val="false"/>
       <w:bidi w:val="0"/>
       <w:spacing w:before="0" w:after="0"/>
       <w:jc w:val="left"/>

--- a/Acordes domingo/wachin/El Señor es mi Rey (Cm)(Original) - Tony Perez.docx
+++ b/Acordes domingo/wachin/El Señor es mi Rey (Cm)(Original) - Tony Perez.docx
@@ -243,7 +243,7 @@
           <w:sz w:val="13"/>
           <w:szCs w:val="13"/>
         </w:rPr>
-        <w:t>[Verso x2]</w:t>
+        <w:t>[Verso]</w:t>
       </w:r>
     </w:p>
     <w:p>
@@ -647,10 +647,7 @@
         </w:rPr>
       </w:pPr>
       <w:r>
-        <w:rPr>
-          <w:sz w:val="13"/>
-          <w:szCs w:val="13"/>
-        </w:rPr>
+        <w:rPr/>
       </w:r>
     </w:p>
     <w:sectPr>
@@ -938,7 +935,7 @@
     <w:pPr>
       <w:widowControl/>
       <w:suppressAutoHyphens w:val="true"/>
-      <w:overflowPunct w:val="false"/>
+      <w:overflowPunct w:val="true"/>
       <w:bidi w:val="0"/>
       <w:spacing w:before="0" w:after="0"/>
       <w:jc w:val="left"/>
